--- a/Dokumentacija/D03_Plan_Realizacije.docx
+++ b/Dokumentacija/D03_Plan_Realizacije.docx
@@ -410,6 +410,12 @@
                 <w:lang w:val="sr-Latn-CS"/>
               </w:rPr>
             </w:pPr>
+            <w:r>
+              <w:rPr>
+                <w:lang w:val="sr-Latn-CS"/>
+              </w:rPr>
+              <w:t>13.5.2022.</w:t>
+            </w:r>
           </w:p>
         </w:tc>
         <w:tc>
@@ -423,6 +429,12 @@
                 <w:lang w:val="sr-Latn-CS"/>
               </w:rPr>
             </w:pPr>
+            <w:r>
+              <w:rPr>
+                <w:lang w:val="sr-Latn-CS"/>
+              </w:rPr>
+              <w:t>2.0</w:t>
+            </w:r>
           </w:p>
         </w:tc>
         <w:tc>
@@ -436,6 +448,12 @@
                 <w:lang w:val="sr-Latn-CS"/>
               </w:rPr>
             </w:pPr>
+            <w:r>
+              <w:rPr>
+                <w:lang w:val="sr-Latn-CS"/>
+              </w:rPr>
+              <w:t>Izmenjena verzija</w:t>
+            </w:r>
           </w:p>
         </w:tc>
         <w:tc>
@@ -449,10 +467,16 @@
                 <w:lang w:val="sr-Latn-CS"/>
               </w:rPr>
             </w:pPr>
-          </w:p>
-        </w:tc>
-        <w:bookmarkStart w:id="0" w:name="_GoBack"/>
-        <w:bookmarkEnd w:id="0"/>
+            <w:r>
+              <w:rPr>
+                <w:lang w:val="sr-Latn-CS"/>
+              </w:rPr>
+              <w:t>Nikola Jovanović, Pavle Živanović, Andrija Ivković, Jovana Stojković</w:t>
+            </w:r>
+            <w:bookmarkStart w:id="0" w:name="_GoBack"/>
+            <w:bookmarkEnd w:id="0"/>
+          </w:p>
+        </w:tc>
       </w:tr>
       <w:tr>
         <w:tc>
@@ -1740,7 +1764,19 @@
         <w:rPr>
           <w:lang w:val="sr-Latn-CS"/>
         </w:rPr>
-        <w:t xml:space="preserve">razvoj Web portala </w:t>
+        <w:t xml:space="preserve">razvoj Web </w:t>
+      </w:r>
+      <w:r>
+        <w:rPr>
+          <w:lang w:val="sr-Latn-CS"/>
+        </w:rPr>
+        <w:t>aplikacije</w:t>
+      </w:r>
+      <w:r>
+        <w:rPr>
+          <w:lang w:val="sr-Latn-CS"/>
+        </w:rPr>
+        <w:t xml:space="preserve"> </w:t>
       </w:r>
       <w:r>
         <w:rPr>
@@ -1879,37 +1915,7 @@
         <w:rPr>
           <w:lang w:val="sr-Latn-CS"/>
         </w:rPr>
-        <w:t>E_0</w:t>
-      </w:r>
-      <w:r>
-        <w:rPr>
-          <w:lang w:val="sr-Latn-CS"/>
-        </w:rPr>
-        <w:t>2</w:t>
-      </w:r>
-      <w:r>
-        <w:rPr>
-          <w:lang w:val="sr-Latn-CS"/>
-        </w:rPr>
-        <w:t>_</w:t>
-      </w:r>
-      <w:r>
-        <w:rPr>
-          <w:lang w:val="sr-Latn-CS"/>
-        </w:rPr>
-        <w:t>Vizija</w:t>
-      </w:r>
-      <w:r>
-        <w:rPr>
-          <w:lang w:val="sr-Latn-CS"/>
-        </w:rPr>
-        <w:t>_</w:t>
-      </w:r>
-      <w:r>
-        <w:rPr>
-          <w:lang w:val="sr-Latn-CS"/>
-        </w:rPr>
-        <w:t>sistema</w:t>
+        <w:t>E_02_Vizija_sistema</w:t>
       </w:r>
     </w:p>
     <w:p>
@@ -7324,19 +7330,7 @@
               <w:rPr>
                 <w:lang w:val="sr-Latn-CS"/>
               </w:rPr>
-              <w:t>50</w:t>
-            </w:r>
-            <w:r>
-              <w:rPr>
-                <w:lang w:val="sr-Latn-CS"/>
-              </w:rPr>
-              <w:t>,</w:t>
-            </w:r>
-            <w:r>
-              <w:rPr>
-                <w:lang w:val="sr-Latn-CS"/>
-              </w:rPr>
-              <w:t>0</w:t>
+              <w:t>50,0</w:t>
             </w:r>
             <w:r>
               <w:rPr>
@@ -7787,19 +7781,7 @@
               <w:rPr>
                 <w:lang w:val="sr-Latn-CS"/>
               </w:rPr>
-              <w:t>50</w:t>
-            </w:r>
-            <w:r>
-              <w:rPr>
-                <w:lang w:val="sr-Latn-CS"/>
-              </w:rPr>
-              <w:t>,</w:t>
-            </w:r>
-            <w:r>
-              <w:rPr>
-                <w:lang w:val="sr-Latn-CS"/>
-              </w:rPr>
-              <w:t>0</w:t>
+              <w:t>50,0</w:t>
             </w:r>
             <w:r>
               <w:rPr>
@@ -8153,13 +8135,7 @@
               <w:rPr>
                 <w:lang w:val="sr-Latn-CS"/>
               </w:rPr>
-              <w:t>20</w:t>
-            </w:r>
-            <w:r>
-              <w:rPr>
-                <w:lang w:val="sr-Latn-CS"/>
-              </w:rPr>
-              <w:t>0</w:t>
+              <w:t>200</w:t>
             </w:r>
             <w:r>
               <w:rPr>
@@ -8437,31 +8413,16 @@
             </w:rPr>
             <w:t xml:space="preserve"> </w:t>
           </w:r>
-          <w:r>
-            <w:fldChar w:fldCharType="begin"/>
-          </w:r>
-          <w:r>
-            <w:instrText xml:space="preserve"> NUMPAGES  \* MERGEFORMAT </w:instrText>
-          </w:r>
-          <w:r>
-            <w:fldChar w:fldCharType="separate"/>
-          </w:r>
-          <w:r>
-            <w:rPr>
-              <w:rStyle w:val="PageNumber"/>
-              <w:noProof/>
-              <w:lang w:val="sr-Latn-CS"/>
-            </w:rPr>
-            <w:t>7</w:t>
-          </w:r>
-          <w:r>
-            <w:rPr>
-              <w:rStyle w:val="PageNumber"/>
-              <w:noProof/>
-              <w:lang w:val="sr-Latn-CS"/>
-            </w:rPr>
-            <w:fldChar w:fldCharType="end"/>
-          </w:r>
+          <w:fldSimple w:instr=" NUMPAGES  \* MERGEFORMAT ">
+            <w:r>
+              <w:rPr>
+                <w:rStyle w:val="PageNumber"/>
+                <w:noProof/>
+                <w:lang w:val="sr-Latn-CS"/>
+              </w:rPr>
+              <w:t>7</w:t>
+            </w:r>
+          </w:fldSimple>
         </w:p>
       </w:tc>
     </w:tr>
@@ -9359,6 +9320,10 @@
     <w:lsdException w:name="Table Professional" w:semiHidden="1" w:unhideWhenUsed="1"/>
     <w:lsdException w:name="Table Subtle 1" w:semiHidden="1" w:unhideWhenUsed="1"/>
     <w:lsdException w:name="Table Subtle 2" w:semiHidden="1" w:unhideWhenUsed="1"/>
+    <w:lsdException w:name="Table Web 1" w:semiHidden="1" w:unhideWhenUsed="1"/>
+    <w:lsdException w:name="Table Web 2" w:semiHidden="1" w:unhideWhenUsed="1"/>
+    <w:lsdException w:name="Table Web 3" w:semiHidden="1" w:unhideWhenUsed="1"/>
+    <w:lsdException w:name="Table Theme" w:semiHidden="1" w:unhideWhenUsed="1"/>
     <w:lsdException w:name="Placeholder Text" w:semiHidden="1" w:uiPriority="99"/>
     <w:lsdException w:name="No Spacing" w:uiPriority="1" w:qFormat="1"/>
     <w:lsdException w:name="Light Shading" w:uiPriority="60"/>
